--- a/projeto/artigo/Artigo_Fragilidade_Financeira_revisado_limpo.docx
+++ b/projeto/artigo/Artigo_Fragilidade_Financeira_revisado_limpo.docx
@@ -1282,7 +1282,31 @@
           <w:sz w:val="24"/>
           <w:szCs w:val="24"/>
         </w:rPr>
-        <w:t xml:space="preserve">. Trata-se explicitamente o viés de sobrevivência, mantendo no painel as firmas que o deixam antes do fim do período. E testa-se a superioridade contra benchmarks pré-especificados, </w:t>
+        <w:t xml:space="preserve">. </w:t>
+      </w:r>
+      <w:r>
+        <w:rPr>
+          <w:rFonts w:ascii="Times New Roman" w:cs="Times New Roman" w:eastAsia="Times New Roman" w:hAnsi="Times New Roman"/>
+          <w:b w:val="false"/>
+          <w:bCs w:val="false"/>
+          <w:i w:val="false"/>
+          <w:iCs w:val="false"/>
+          <w:sz w:val="24"/>
+          <w:szCs w:val="24"/>
+        </w:rPr>
+        <w:t xml:space="preserve">Trata-se explicitamente a saída do painel, que constitui censura informativa e risco competitivo, e não apenas viés de sobrevivência: as firmas que deixam o painel são mantidas até a última observação, e as saídas por dificuldade financeira são testadas como evento.</w:t>
+      </w:r>
+      <w:r>
+        <w:rPr>
+          <w:rFonts w:ascii="Times New Roman" w:cs="Times New Roman" w:eastAsia="Times New Roman" w:hAnsi="Times New Roman"/>
+          <w:b w:val="false"/>
+          <w:bCs w:val="false"/>
+          <w:i w:val="false"/>
+          <w:iCs w:val="false"/>
+          <w:sz w:val="24"/>
+          <w:szCs w:val="24"/>
+        </w:rPr>
+        <w:t xml:space="preserve"> E testa-se a superioridade contra benchmarks pré-especificados, </w:t>
       </w:r>
       <w:r>
         <w:rPr>
@@ -1325,7 +1349,31 @@
           <w:sz w:val="24"/>
           <w:szCs w:val="24"/>
         </w:rPr>
-        <w:t xml:space="preserve">A sexta dimensão é a que organiza a contribuição. As duas tradições revisadas nunca foram confrontadas sob condições controladas. A literatura minskyana constrói medidas multidimensionais não supervisionadas e as emprega para caracterizar regimes financeiros, sem submetê-las a avaliação preditiva formal contra razões contábeis isoladas. A literatura de predição avalia rigorosamente o poder preditivo, mas parte de pesos estimados sobre o desfecho e, por isso, não testa a premissa de fator latente comum. Avaliar as duas rotas sobre a mesma amostra, com o mesmo conjunto de variáveis, o mesmo modelo preditivo e o mesmo critério de desempenho isola o efeito do método de agregação. É esse o desenho adotado a partir da próxima seção.</w:t>
+        <w:t xml:space="preserve">A sexta dimensão é a que organiza a contribuição. As duas tradições revisadas nunca foram confrontadas sob condições controladas. A literatura minskyana constrói medidas multidimensionais não supervisionadas e as emprega para caracterizar regimes financeiros, sem submetê-las a avaliação preditiva formal contra razões contábeis isoladas. A literatura de predição avalia rigorosamente o poder preditivo, mas parte de pesos estimados sobre o desfecho e, por isso, não testa a premissa de fator latente comum. Avaliar as duas rotas sobre a mesma amostra, com o mesmo conjunto de variáveis, o mesmo modelo preditivo e o mesmo critério de desempenho </w:t>
+      </w:r>
+      <w:r>
+        <w:rPr>
+          <w:rFonts w:ascii="Times New Roman" w:cs="Times New Roman" w:eastAsia="Times New Roman" w:hAnsi="Times New Roman"/>
+          <w:b w:val="false"/>
+          <w:bCs w:val="false"/>
+          <w:i w:val="false"/>
+          <w:iCs w:val="false"/>
+          <w:sz w:val="24"/>
+          <w:szCs w:val="24"/>
+        </w:rPr>
+        <w:t xml:space="preserve">mantém constantes os demais elementos e concentra a comparação no método de agregação.</w:t>
+      </w:r>
+      <w:r>
+        <w:rPr>
+          <w:rFonts w:ascii="Times New Roman" w:cs="Times New Roman" w:eastAsia="Times New Roman" w:hAnsi="Times New Roman"/>
+          <w:b w:val="false"/>
+          <w:bCs w:val="false"/>
+          <w:i w:val="false"/>
+          <w:iCs w:val="false"/>
+          <w:sz w:val="24"/>
+          <w:szCs w:val="24"/>
+        </w:rPr>
+        <w:t xml:space="preserve"> É esse o desenho adotado a partir da próxima seção.</w:t>
       </w:r>
     </w:p>
     <w:p>

--- a/projeto/artigo/Artigo_Fragilidade_Financeira_revisado_limpo.docx
+++ b/projeto/artigo/Artigo_Fragilidade_Financeira_revisado_limpo.docx
@@ -430,7 +430,31 @@
           <w:sz w:val="24"/>
           <w:szCs w:val="24"/>
         </w:rPr>
-        <w:t xml:space="preserve">A resposta depende da rota de deterioração que se pretende antecipar, e é nessa dependência que está o interesse do resultado. Sobre o agregado das entradas, a agregação não se justifica: o escore alcança 0,764 fora da amostra, contra 0,894 da cobertura de juros e 0,874 do retorno sobre ativos, e a mesma ordenação aparece sob avaliação temporal. O escore, contudo, reúne as três propriedades que se esperariam de um bom indicador sintético: coerência teórica, com todas as cargas do primeiro componente no sentido esperado; estrutura interpretável, discriminando a posição financeira minskyana </w:t>
+        <w:t xml:space="preserve">A resposta depende da rota de deterioração que se pretende antecipar, e é nessa dependência que está o interesse do resultado. Sobre o agregado das entradas, a agregação não se justifica: o escore alcança 0,764 fora da amostra, contra 0,894 da cobertura de juros e 0,874 do retorno sobre ativos, </w:t>
+      </w:r>
+      <w:r>
+        <w:rPr>
+          <w:rFonts w:ascii="Times New Roman" w:cs="Times New Roman" w:eastAsia="Times New Roman" w:hAnsi="Times New Roman"/>
+          <w:b w:val="false"/>
+          <w:bCs w:val="false"/>
+          <w:i w:val="false"/>
+          <w:iCs w:val="false"/>
+          <w:sz w:val="24"/>
+          <w:szCs w:val="24"/>
+        </w:rPr>
+        <w:t xml:space="preserve">e o escore também fica abaixo dessas duas métricas sob avaliação temporal.</w:t>
+      </w:r>
+      <w:r>
+        <w:rPr>
+          <w:rFonts w:ascii="Times New Roman" w:cs="Times New Roman" w:eastAsia="Times New Roman" w:hAnsi="Times New Roman"/>
+          <w:b w:val="false"/>
+          <w:bCs w:val="false"/>
+          <w:i w:val="false"/>
+          <w:iCs w:val="false"/>
+          <w:sz w:val="24"/>
+          <w:szCs w:val="24"/>
+        </w:rPr>
+        <w:t xml:space="preserve"> O escore, contudo, reúne as três propriedades que se esperariam de um bom indicador sintético: coerência teórica, com todas as cargas do primeiro componente no sentido esperado; estrutura interpretável, discriminando a posição financeira minskyana </w:t>
       </w:r>
       <w:r>
         <w:rPr>
@@ -17456,19 +17480,31 @@
           <w:sz w:val="24"/>
           <w:szCs w:val="24"/>
         </w:rPr>
-        <w:t xml:space="preserve">O esquema temporal reproduz a ordenação da validação cruzada no horizonte de um ano, com 40 entradas no período de teste e todas as diferenças significativas. A conclusão sobre H2, portanto, não depende do esquema de avaliação. </w:t>
-      </w:r>
-      <w:r>
-        <w:rPr>
-          <w:rFonts w:ascii="Times New Roman" w:cs="Times New Roman" w:eastAsia="Times New Roman" w:hAnsi="Times New Roman"/>
-          <w:b w:val="false"/>
-          <w:bCs w:val="false"/>
-          <w:i w:val="false"/>
-          <w:iCs w:val="false"/>
-          <w:sz w:val="24"/>
-          <w:szCs w:val="24"/>
-        </w:rPr>
-        <w:t xml:space="preserve">No horizonte de dois anos, com 34 entradas, nenhuma diferença alcança significância, e o esquema temporal é informativo apenas quanto à direção. A exceção à ordenação é o modelo de Brito e Assaf Neto, que no esquema temporal supera o escore sintético, com 0,787 contra 0,744, ao contrário do que ocorre na validação cruzada.</w:t>
+        <w:t xml:space="preserve">O esquema temporal reproduz o resultado central da validação cruzada no horizonte de um ano: com 40 entradas no período de teste, o escore sintético fica abaixo da cobertura de juros, do retorno sobre ativos, do escore supervisionado e das árvores impulsionadas, com todas as diferenças significativas.</w:t>
+      </w:r>
+      <w:r>
+        <w:rPr>
+          <w:rFonts w:ascii="Times New Roman" w:cs="Times New Roman" w:eastAsia="Times New Roman" w:hAnsi="Times New Roman"/>
+          <w:b w:val="false"/>
+          <w:bCs w:val="false"/>
+          <w:i w:val="false"/>
+          <w:iCs w:val="false"/>
+          <w:sz w:val="24"/>
+          <w:szCs w:val="24"/>
+        </w:rPr>
+        <w:t xml:space="preserve"> A conclusão sobre H2, portanto, não depende do esquema de avaliação. </w:t>
+      </w:r>
+      <w:r>
+        <w:rPr>
+          <w:rFonts w:ascii="Times New Roman" w:cs="Times New Roman" w:eastAsia="Times New Roman" w:hAnsi="Times New Roman"/>
+          <w:b w:val="false"/>
+          <w:bCs w:val="false"/>
+          <w:i w:val="false"/>
+          <w:iCs w:val="false"/>
+          <w:sz w:val="24"/>
+          <w:szCs w:val="24"/>
+        </w:rPr>
+        <w:t xml:space="preserve">No horizonte de dois anos, com 34 entradas, nenhuma diferença alcança significância, e o esquema temporal é informativo apenas quanto à direção. A ordem entre os quatro modelos que superam o escore muda em relação à validação cruzada, com no máximo 0,020 ponto entre eles, e o modelo de Brito e Assaf Neto, abaixo do escore sintético na validação cruzada, o supera no esquema temporal, com 0,787 contra 0,744.</w:t>
       </w:r>
     </w:p>
     <w:p>

--- a/projeto/artigo/Artigo_Fragilidade_Financeira_revisado_limpo.docx
+++ b/projeto/artigo/Artigo_Fragilidade_Financeira_revisado_limpo.docx
@@ -4375,7 +4375,19 @@
           <w:sz w:val="24"/>
           <w:szCs w:val="24"/>
         </w:rPr>
-        <w:t xml:space="preserve">A mesma ressalva vale para a decomposição por rota de deterioração apresentada na subseção 5.5. Ela não integrava o desenho original e foi motivada por observação recebida após os primeiros resultados, quanto à dependência entre os critérios que definem o evento e os indicadores que servem de preditores. Trata-se, portanto, de análise diagnóstica posterior, de natureza descritiva, e assim deve ser lida. Seu procedimento é fixado de modo a não admitir escolha conveniente: todos os tipos de entrada são reportados, com os mesmos modelos e as mesmas predições fora da amostra, nos dois horizontes, e nenhum subconjunto é selecionado por seu resultado. Os intervalos reportados nessa subseção não recebem correção por multiplicidade, coerentemente com seu caráter descritivo, e não sustentam decisão sobre as hipóteses.</w:t>
+        <w:t xml:space="preserve">A mesma ressalva vale para a decomposição por rota de deterioração apresentada na subseção 5.5. Ela não integrava o desenho original e foi motivada por observação recebida após os primeiros resultados, quanto à dependência entre os critérios que definem o evento e os indicadores que servem de preditores. Trata-se, portanto, de análise diagnóstica posterior, de natureza descritiva, e assim deve ser lida. Seu procedimento é fixado de modo a não admitir escolha conveniente: todos os tipos de entrada são reportados, com os mesmos modelos e as mesmas predições fora da amostra, nos dois horizontes, e nenhum subconjunto é selecionado por seu resultado. Os intervalos reportados nessa subseção não recebem correção por multiplicidade, coerentemente com seu caráter descritivo, </w:t>
+      </w:r>
+      <w:r>
+        <w:rPr>
+          <w:rFonts w:ascii="Times New Roman" w:cs="Times New Roman" w:eastAsia="Times New Roman" w:hAnsi="Times New Roman"/>
+          <w:b w:val="false"/>
+          <w:bCs w:val="false"/>
+          <w:i w:val="false"/>
+          <w:iCs w:val="false"/>
+          <w:sz w:val="24"/>
+          <w:szCs w:val="24"/>
+        </w:rPr>
+        <w:t xml:space="preserve">e não sustentam decisão sobre as hipóteses. O mesmo estatuto tem o escore restrito aos três indicadores de maior poder discriminante, apresentado ao fim da subseção 5.6, construído depois de observados os resultados.</w:t>
       </w:r>
     </w:p>
     <w:p>
@@ -26382,6 +26394,26 @@
     </w:p>
     <w:p>
       <w:pPr>
+        <w:spacing w:after="0" w:before="0" w:line="360"/>
+        <w:ind w:firstLine="708"/>
+        <w:jc w:val="both"/>
+        <w:rPr/>
+      </w:pPr>
+      <w:r>
+        <w:rPr>
+          <w:rFonts w:ascii="Times New Roman" w:cs="Times New Roman" w:eastAsia="Times New Roman" w:hAnsi="Times New Roman"/>
+          <w:b w:val="false"/>
+          <w:bCs w:val="false"/>
+          <w:i w:val="false"/>
+          <w:iCs w:val="false"/>
+          <w:sz w:val="24"/>
+          <w:szCs w:val="24"/>
+        </w:rPr>
+        <w:t xml:space="preserve">Uma última verificação separa o critério de agregação da escolha do que se agrega. Restrito aos três indicadores de maior poder discriminante da Tabela 13, o retorno sobre ativos, a cobertura de juros e a margem EBITDA, o mesmo procedimento não supervisionado, com componentes principais estimados apenas nas firmas de treino, produz no horizonte de um ano escore com área sob a curva de 0,895, contra 0,764 do escore sobre os oito indicadores e 0,894 da cobertura de juros, sem diferença distinguível desta (cobertura menos escore restrito: −0,001, com intervalo de −0,015 a +0,015), e supera o retorno sobre ativos e o escore supervisionado sobre os oito indicadores por 0,021 e 0,019 ponto. No horizonte de dois anos, alcança 0,722 e supera a cobertura de juros, com 0,681, por 0,040 ponto (intervalo de +0,018 a +0,062), sem diferença distinguível do retorno sobre ativos (0,731) nem do escore supervisionado (0,725). A média simples dos três indicadores padronizados difere do componente principal em no máximo 0,001 ponto, e a seleção refeita pelos três maiores poderes discriminantes dentro de cada partição de treino escolhe o mesmo conjunto em 98 das 100 partições, de modo que o resultado não decorre de a escolha ter sido feita sobre a amostra completa. Agregados apenas os melhores componentes, a agregação não supervisionada acompanha o melhor indicador isolado nos dois horizontes, a cobertura de juros em um ano e o retorno sobre ativos em dois, sem superá-lo. O resultado é consistente com a leitura de que o desempenho do escore sobre os oito indicadores reflete sobretudo a composição do conjunto agregado. No horizonte de um ano, contudo, a margem EBITDA reintroduz a sobreposição mecânica discutida na subseção 5.5, e a decomposição por rota deve ser lida com essa ressalva: o escore restrito alcança 0,958 nas 66 entradas por prejuízo operacional, 0,784 nas 51 por patrimônio líquido negativo e 0,888 nas 11 por recuperação judicial; em dois anos, 0,576, 0,801 e 0,798, com 52, 46 e 9 entradas.</w:t>
+      </w:r>
+    </w:p>
+    <w:p>
+      <w:pPr>
         <w:keepNext/>
         <w:spacing w:after="120" w:before="240" w:line="360"/>
         <w:jc w:val="left"/>
@@ -29137,7 +29169,31 @@
           <w:sz w:val="24"/>
           <w:szCs w:val="24"/>
         </w:rPr>
-        <w:t xml:space="preserve"> A multidimensionalidade documentada na avaliação de H1 e o desempenho agregado inferior documentado na de H2 </w:t>
+        <w:t xml:space="preserve"> </w:t>
+      </w:r>
+      <w:r>
+        <w:rPr>
+          <w:rFonts w:ascii="Times New Roman" w:cs="Times New Roman" w:eastAsia="Times New Roman" w:hAnsi="Times New Roman"/>
+          <w:b w:val="false"/>
+          <w:bCs w:val="false"/>
+          <w:i w:val="false"/>
+          <w:iCs w:val="false"/>
+          <w:sz w:val="24"/>
+          <w:szCs w:val="24"/>
+        </w:rPr>
+        <w:t xml:space="preserve">Restrito aos três indicadores de maior poder discriminante, o mesmo procedimento não supervisionado acompanha o melhor indicador isolado nos dois horizontes, sem superá-lo, o que reforça essa leitura. A multidimensionalidade documentada na avaliação de H1</w:t>
+      </w:r>
+      <w:r>
+        <w:rPr>
+          <w:rFonts w:ascii="Times New Roman" w:cs="Times New Roman" w:eastAsia="Times New Roman" w:hAnsi="Times New Roman"/>
+          <w:b w:val="false"/>
+          <w:bCs w:val="false"/>
+          <w:i w:val="false"/>
+          <w:iCs w:val="false"/>
+          <w:sz w:val="24"/>
+          <w:szCs w:val="24"/>
+        </w:rPr>
+        <w:t xml:space="preserve"> e o desempenho agregado inferior documentado na de H2 </w:t>
       </w:r>
       <w:r>
         <w:rPr>
